--- a/docs/manuscript/paper2/v2/論文2_和文要旨_本文_v2.docx
+++ b/docs/manuscript/paper2/v2/論文2_和文要旨_本文_v2.docx
@@ -97,7 +97,7 @@
           <w:rFonts w:ascii="游明朝" w:cs="游明朝" w:eastAsia="游明朝" w:hAnsi="游明朝"/>
           <w:color w:val="000000"/>
         </w:rPr>
-        <w:t xml:space="preserve">陽性対照は通過した（絶対値の中央値0.571、6層すべてで予測の符号）。凍結した分解法から得たΔT（2つの成分波のピーク間隔）と大動脈脈波伝播速度の関連は0.223、反射係数RI（ピーク高さの比）と末梢血管抵抗の関連は0.207で、いずれも規準を満たさなかった。同じ波形から特徴点法で得た指標は0.710と0.504、早期振幅比は0.836で、いずれも規準を満たした。この陰性は、文献5編に合わせて作り直した第2版でも変わらず（0.167）、成分波の形と数を12通りに変えても最良0.56、文献6編の当てはめ条件をそのまま用いても最良0.578で、いずれも同じ被験者で特徴点法が示した0.71に及ばなかった（後の2つは部分集合での探索であり、6層の規準は当てていない）。成分波の数を増やすと波形への当てはまりは良くなるのに、真値との相関はかえって下がった。分解法のΔTを最も大きく動かす因子は脈波伝播速度であったが（−1標準偏差から+1標準偏差で−17.0%）、心拍数（−10.9%）と大動脈径（−12.6%）も同じ程度に動かした。同じ年齢層の被験者をΔTの大小で並べると、その並びは脈波伝播速度の並び（順位相関−0.26）より心拍数の並び（−0.54）に近かった。脈波伝播速度だけを低・中・高の3水準に動かすと、ΔTは332、353、251 msと、いったん延びてから縮んだ。順位相関は単調な関係を仮定するので、平均の変化（主効果）が最大の因子でも順位相関は小さくなる。</w:t>
+        <w:t xml:space="preserve">陽性対照は通過した（絶対値の中央値0.571、6層すべてで予測の符号）。同梱の到達時間が0.571にとどまった理由は事後に調べ、被験者の22.2%で心周期の取り違えがあり、これを直すと0.986になった。凍結した分解法から得たΔT（2つの成分波のピーク間隔）と大動脈脈波伝播速度の関連は0.223、反射係数RI（ピーク高さの比）と末梢血管抵抗の関連は0.207で、いずれも規準を満たさなかった。同じ波形から特徴点法で得た指標は0.710と0.504、早期振幅比は0.836で、いずれも規準を満たした。この陰性は、文献5編に合わせて作り直した第2版でも変わらず（0.167）、成分波の形と数を12通りに変えても最良0.56、文献6編の当てはめ条件をそのまま用いても最良0.578で、いずれも同じ被験者で特徴点法が示した0.71に及ばなかった（後の2つは部分集合での探索であり、6層の規準は当てていない）。成分波の数を増やすと波形への当てはまりは良くなるのに、真値との相関はかえって下がった。分解法のΔTを最も大きく動かす因子は脈波伝播速度であったが（−1標準偏差から+1標準偏差で−17.0%）、心拍数（−10.9%）と大動脈径（−12.6%）も同じ程度に動かした。同じ年齢層の被験者をΔTの大小で並べると、その並びは脈波伝播速度の並び（順位相関−0.26）より心拍数の並び（−0.54）に近かった。脈波伝播速度だけを低・中・高の3水準に動かすと、ΔTは332、353、251 msと、いったん延びてから縮んだ。第2成分が拡張期波ではなく収縮後期の波を捉える入れ替わりは、凍結版が採択した例の2.9%にとどまり、除いても関連は0.30に届かなかった。順位相関は単調な関係を仮定するので、平均の変化（主効果）が最大の因子でも順位相関は小さくなる。</w:t>
       </w:r>
     </w:p>
     <w:p>

--- a/docs/manuscript/paper2/v2/論文2_和文要旨_本文_v2.docx
+++ b/docs/manuscript/paper2/v2/論文2_和文要旨_本文_v2.docx
@@ -560,7 +560,7 @@
           <w:rFonts w:ascii="游明朝" w:cs="游明朝" w:eastAsia="游明朝" w:hAnsi="游明朝"/>
           <w:color w:val="000000"/>
         </w:rPr>
-        <w:t xml:space="preserve">凍結版の分解法によるΔTと大動脈脈波伝播速度の関連は0.223（6層すべてで予測の符号）、RIと末梢血管抵抗の関連は0.207（予測の符号は6層中5層）であり、いずれも規準を満たさなかった。凍結版は4,374名中4,036名（92%）で収束検算を通過しており、3段の判定はすべて評価できた。第2版の歪みガウス経路では採択が4,374名中2名にとどまり、AおよびBの段は評価できず、Cの段はΔTで0.167、RIで0.354であった。採択2名では判定できないので、この経路の判定は全員の当てはめ値（C段）で読む。採択が2名にとどまったこと自体が結果である。右に歪んだ裾が浅い切痕を埋めて特徴点の位置を15から25 msずらし、Wangの規準の6 msを超えるためで、閾値を変えても採択は増えない。第2版のガンマ経路は103拍を採択し、一部の段は成立したが全段では成立せず、採択された拍の87.4%で少なくとも1つの母数が探索範囲の境界にあった。境界を広げると採択された拍における相関は0.119に低下したが、全例の値は0.55のまま変わらなかった。したがってこの張り付きは、探索範囲が解を決めていることを示すのではなく、この基底関数の母数がこれらの拍では同定されていない（同じ波形を再現する母数の組が一つに決まらない）ことを示すと読むのが正確である。なお、第2版はC段のみでの評価であり、自ら採択しない拍まで含めて採点されている。この非対称は分解法に不利に働きうるが、自ら採択した拍で評価できた凍結版でも0.223であったので、結論は採否の扱いに依存しない。</w:t>
+        <w:t xml:space="preserve">凍結版の分解法によるΔTと大動脈脈波伝播速度の関連は0.223（6層すべてで予測の符号）、RIと末梢血管抵抗の関連は0.207（予測の符号は6層中5層）であり、いずれも規準を満たさなかった。凍結版は4,374名中4,036名（92%）で収束検算を通過しており、3段の判定はすべて評価できた。第2版の歪みガウス経路では採択が4,374名中2名にとどまり、AおよびBの段は評価できず、Cの段はΔTで0.167、RIで0.354であった。採択2名では判定できないので、この経路の判定は全員の当てはめ値（C段）で読む。採択が2名にとどまったこと自体が結果である。右に歪んだ裾が浅い切痕を埋めて特徴点の位置を15から25 msずらし、Wangの規準の6 msを超えるためである。実行前に指定した感度解析で、時刻の許容を12 ms、25 ms、無制限に緩めても判定に足る層数の採択には達せず（ΔTと大動脈脈波伝播速度の関連は0.33、0.41、0.23）、採否の規準をすべて外すと採択は77.5%になるが関連は0.054であった。ガンマ経路では、すべて外すと採択91.9%でΔTの関連は0.554、RIと末梢血管抵抗の関連は0.286であった。したがって判定は採否の閾値の産物ではない。第2版のガンマ経路は103拍を採択し、一部の段は成立したが全段では成立せず、採択された拍の87.4%で少なくとも1つの母数が探索範囲の境界にあった。境界を広げると採択された拍における相関は0.119に低下したが、全例の値は0.55のまま変わらなかった。したがってこの張り付きは、探索範囲が解を決めていることを示すのではなく、この基底関数の母数がこれらの拍では同定されていない（同じ波形を再現する母数の組が一つに決まらない）ことを示すと読むのが正確である。なお、第2版はC段のみでの評価であり、自ら採択しない拍まで含めて採点されている。この非対称は分解法に不利に働きうるが、自ら採択した拍で評価できた凍結版でも0.223であったので、結論は採否の扱いに依存しない。</w:t>
       </w:r>
     </w:p>
     <w:p>
